--- a/deliverables/[별지 제7호] 참여전문가 이력사항_하현제.docx
+++ b/deliverables/[별지 제7호] 참여전문가 이력사항_하현제.docx
@@ -5201,7 +5201,7 @@
                 <w:sz w:val="16"/>
                 <w:szCs w:val="16"/>
               </w:rPr>
-              <w:t xml:space="preserve"/>
+              <w:t xml:space="preserve">한국형 홀스타인 성감별 수정란 공급 및 현지 수정란이식 기술지원</w:t>
             </w:r>
           </w:p>
         </w:tc>
@@ -5220,17 +5220,17 @@
           <w:p>
             <w:pPr>
               <w:spacing w:after="20" w:before="20" w:line="240"/>
-              <w:jc w:val="left"/>
-            </w:pPr>
-            <w:r>
-              <w:rPr>
-                <w:rFonts w:ascii="Malgun Gothic" w:cs="Malgun Gothic" w:eastAsia="Malgun Gothic" w:hAnsi="Malgun Gothic"/>
-                <w:b w:val="false"/>
-                <w:bCs w:val="false"/>
-                <w:sz w:val="16"/>
-                <w:szCs w:val="16"/>
-              </w:rPr>
-              <w:t xml:space="preserve"/>
+              <w:jc w:val="center"/>
+            </w:pPr>
+            <w:r>
+              <w:rPr>
+                <w:rFonts w:ascii="Malgun Gothic" w:cs="Malgun Gothic" w:eastAsia="Malgun Gothic" w:hAnsi="Malgun Gothic"/>
+                <w:b w:val="false"/>
+                <w:bCs w:val="false"/>
+                <w:sz w:val="16"/>
+                <w:szCs w:val="16"/>
+              </w:rPr>
+              <w:t xml:space="preserve">우즈베키스탄</w:t>
             </w:r>
           </w:p>
         </w:tc>
@@ -5288,7 +5288,7 @@
                 <w:sz w:val="16"/>
                 <w:szCs w:val="16"/>
               </w:rPr>
-              <w:t xml:space="preserve"/>
+              <w:t xml:space="preserve">수정란 이송·보관, 수란우 선발, 수정란이식 시술 수행 및 현지 인력 교육</w:t>
             </w:r>
           </w:p>
         </w:tc>
